--- a/deliverables/tabulation-plan/tabulation-findings-brief-2026-07-06.docx
+++ b/deliverables/tabulation-plan/tabulation-findings-brief-2026-07-06.docx
@@ -1562,23 +1562,103 @@
         <w:t xml:space="preserve"> </w:t>
       </w:r>
       <w:r>
-        <w:t xml:space="preserve">catastrophic spending = out-of-pocket ÷ total household income, reported at</w:t>
-      </w:r>
-      <w:r>
-        <w:t xml:space="preserve"> </w:t>
-      </w:r>
-      <w:r>
-        <w:rPr>
-          <w:b/>
-          <w:bCs/>
-        </w:rPr>
-        <w:t xml:space="preserve">both 25% and 40%</w:t>
-      </w:r>
-      <w:r>
-        <w:t xml:space="preserve"> </w:t>
-      </w:r>
-      <w:r>
-        <w:t xml:space="preserve">(the usual thresholds) ·</w:t>
+        <w:rPr>
+          <w:b/>
+          <w:bCs/>
+        </w:rPr>
+        <w:t xml:space="preserve">catastrophic spending (2.29)</w:t>
+      </w:r>
+      <w:r>
+        <w:t xml:space="preserve"> </w:t>
+      </w:r>
+      <w:r>
+        <w:t xml:space="preserve">= compute it on</w:t>
+      </w:r>
+      <w:r>
+        <w:t xml:space="preserve"> </w:t>
+      </w:r>
+      <w:r>
+        <w:rPr>
+          <w:b/>
+          <w:bCs/>
+        </w:rPr>
+        <w:t xml:space="preserve">F4 (household), Capacity-to-Pay</w:t>
+      </w:r>
+      <w:r>
+        <w:t xml:space="preserve">: health out-of-pocket ÷ (total household spending − food), at</w:t>
+      </w:r>
+      <w:r>
+        <w:t xml:space="preserve"> </w:t>
+      </w:r>
+      <w:r>
+        <w:rPr>
+          <w:b/>
+          <w:bCs/>
+        </w:rPr>
+        <w:t xml:space="preserve">25% &amp; 40%</w:t>
+      </w:r>
+      <w:r>
+        <w:t xml:space="preserve"> </w:t>
+      </w:r>
+      <w:r>
+        <w:t xml:space="preserve">— F4 already collects this via its Section N expenditure module (see the separate</w:t>
+      </w:r>
+      <w:r>
+        <w:t xml:space="preserve"> </w:t>
+      </w:r>
+      <w:r>
+        <w:rPr>
+          <w:b/>
+          <w:bCs/>
+        </w:rPr>
+        <w:t xml:space="preserve">CTP alignment note</w:t>
+      </w:r>
+      <w:r>
+        <w:t xml:space="preserve">);</w:t>
+      </w:r>
+      <w:r>
+        <w:t xml:space="preserve"> </w:t>
+      </w:r>
+      <w:r>
+        <w:rPr>
+          <w:i/>
+          <w:iCs/>
+        </w:rPr>
+        <w:t xml:space="preserve">this replaces my earlier</w:t>
+      </w:r>
+      <w:r>
+        <w:rPr>
+          <w:i/>
+          <w:iCs/>
+        </w:rPr>
+        <w:t xml:space="preserve"> </w:t>
+      </w:r>
+      <w:r>
+        <w:rPr>
+          <w:i/>
+          <w:iCs/>
+        </w:rPr>
+        <w:t xml:space="preserve">“÷ income”</w:t>
+      </w:r>
+      <w:r>
+        <w:rPr>
+          <w:i/>
+          <w:iCs/>
+        </w:rPr>
+        <w:t xml:space="preserve"> </w:t>
+      </w:r>
+      <w:r>
+        <w:rPr>
+          <w:i/>
+          <w:iCs/>
+        </w:rPr>
+        <w:t xml:space="preserve">note</w:t>
+      </w:r>
+      <w:r>
+        <w:t xml:space="preserve"> </w:t>
+      </w:r>
+      <w:r>
+        <w:t xml:space="preserve">·</w:t>
       </w:r>
       <w:r>
         <w:t xml:space="preserve"> </w:t>
@@ -2906,7 +2986,20 @@
         <w:pStyle w:val="BodyText"/>
       </w:pPr>
       <w:r>
-        <w:t xml:space="preserve">⚠ Need to agree the method: what out-of-pocket counts, and the 25% / 40% cut-offs. Made-up figures.</w:t>
+        <w:t xml:space="preserve">⚠ Compute on</w:t>
+      </w:r>
+      <w:r>
+        <w:t xml:space="preserve"> </w:t>
+      </w:r>
+      <w:r>
+        <w:rPr>
+          <w:b/>
+          <w:bCs/>
+        </w:rPr>
+        <w:t xml:space="preserve">F4 (household), Capacity-to-Pay</w:t>
+      </w:r>
+      <w:r>
+        <w:t xml:space="preserve">: health OOP ÷ (total household spending − food), at 25% / 40%. See the CTP alignment note. Made-up figures.</w:t>
       </w:r>
     </w:p>
     <w:bookmarkEnd w:id="18"/>
